--- a/docs/manuals/docx/09_보상_매뉴얼.docx
+++ b/docs/manuals/docx/09_보상_매뉴얼.docx
@@ -10896,15 +10896,15 @@
           <w:szCs w:val="20"/>
           <w:shd w:fill="F2F2F2" w:color="auto" w:val="clear"/>
         </w:rPr>
-        <w:t xml:space="preserve">보상 → 내 보상</w:t>
-      </w:r>
-      <w:r>
-        <w:rPr>
-          <w:rFonts w:ascii="Malgun Gothic" w:cs="Malgun Gothic" w:eastAsia="Malgun Gothic" w:hAnsi="Malgun Gothic"/>
-          <w:sz w:val="22"/>
-          <w:szCs w:val="22"/>
-        </w:rPr>
-        <w:t xml:space="preserve"> 또는 </w:t>
+        <w:t xml:space="preserve">나의 공간 → 급여명세서</w:t>
+      </w:r>
+      <w:r>
+        <w:rPr>
+          <w:rFonts w:ascii="Malgun Gothic" w:cs="Malgun Gothic" w:eastAsia="Malgun Gothic" w:hAnsi="Malgun Gothic"/>
+          <w:sz w:val="22"/>
+          <w:szCs w:val="22"/>
+        </w:rPr>
+        <w:t xml:space="preserve"> 상단의 [총 보상 명세] 버튼 (</w:t>
       </w:r>
       <w:r>
         <w:rPr>
@@ -10913,7 +10913,15 @@
           <w:szCs w:val="20"/>
           <w:shd w:fill="F2F2F2" w:color="auto" w:val="clear"/>
         </w:rPr>
-        <w:t xml:space="preserve">프로필 → 보상</w:t>
+        <w:t xml:space="preserve">/my/total-rewards</w:t>
+      </w:r>
+      <w:r>
+        <w:rPr>
+          <w:rFonts w:ascii="Malgun Gothic" w:cs="Malgun Gothic" w:eastAsia="Malgun Gothic" w:hAnsi="Malgun Gothic"/>
+          <w:sz w:val="22"/>
+          <w:szCs w:val="22"/>
+        </w:rPr>
+        <w:t xml:space="preserve">)</w:t>
       </w:r>
     </w:p>
     <w:p>
@@ -11059,15 +11067,15 @@
           <w:szCs w:val="20"/>
           <w:shd w:fill="F2F2F2" w:color="auto" w:val="clear"/>
         </w:rPr>
-        <w:t xml:space="preserve">보상 → 팀 보상</w:t>
-      </w:r>
-      <w:r>
-        <w:rPr>
-          <w:rFonts w:ascii="Malgun Gothic" w:cs="Malgun Gothic" w:eastAsia="Malgun Gothic" w:hAnsi="Malgun Gothic"/>
-          <w:sz w:val="22"/>
-          <w:szCs w:val="22"/>
-        </w:rPr>
-        <w:t xml:space="preserve"> (회사가 활성화한 경우만)</w:t>
+        <w:t xml:space="preserve">/performance/comp-review</w:t>
+      </w:r>
+      <w:r>
+        <w:rPr>
+          <w:rFonts w:ascii="Malgun Gothic" w:cs="Malgun Gothic" w:eastAsia="Malgun Gothic" w:hAnsi="Malgun Gothic"/>
+          <w:sz w:val="22"/>
+          <w:szCs w:val="22"/>
+        </w:rPr>
+        <w:t xml:space="preserve"> (보상 검토 — 성과 사이클의 보상 단계에서 매니저에게 열림)</w:t>
       </w:r>
     </w:p>
     <w:p>
@@ -11173,15 +11181,15 @@
           <w:szCs w:val="20"/>
           <w:shd w:fill="F2F2F2" w:color="auto" w:val="clear"/>
         </w:rPr>
-        <w:t xml:space="preserve">보상</w:t>
-      </w:r>
-      <w:r>
-        <w:rPr>
-          <w:rFonts w:ascii="Malgun Gothic" w:cs="Malgun Gothic" w:eastAsia="Malgun Gothic" w:hAnsi="Malgun Gothic"/>
-          <w:sz w:val="22"/>
-          <w:szCs w:val="22"/>
-        </w:rPr>
-        <w:t xml:space="preserve"> 메인 또는 </w:t>
+        <w:t xml:space="preserve">성과/보상 → 보상 관리</w:t>
+      </w:r>
+      <w:r>
+        <w:rPr>
+          <w:rFonts w:ascii="Malgun Gothic" w:cs="Malgun Gothic" w:eastAsia="Malgun Gothic" w:hAnsi="Malgun Gothic"/>
+          <w:sz w:val="22"/>
+          <w:szCs w:val="22"/>
+        </w:rPr>
+        <w:t xml:space="preserve"> (</w:t>
       </w:r>
       <w:r>
         <w:rPr>
@@ -11190,7 +11198,15 @@
           <w:szCs w:val="20"/>
           <w:shd w:fill="F2F2F2" w:color="auto" w:val="clear"/>
         </w:rPr>
-        <w:t xml:space="preserve">보상 → 관리</w:t>
+        <w:t xml:space="preserve">/compensation</w:t>
+      </w:r>
+      <w:r>
+        <w:rPr>
+          <w:rFonts w:ascii="Malgun Gothic" w:cs="Malgun Gothic" w:eastAsia="Malgun Gothic" w:hAnsi="Malgun Gothic"/>
+          <w:sz w:val="22"/>
+          <w:szCs w:val="22"/>
+        </w:rPr>
+        <w:t xml:space="preserve">)</w:t>
       </w:r>
     </w:p>
     <w:p>
@@ -11457,222 +11473,15 @@
           <w:szCs w:val="20"/>
           <w:shd w:fill="F2F2F2" w:color="auto" w:val="clear"/>
         </w:rPr>
-        <w:t xml:space="preserve">보상 → 정기 사이클 → [사이클 선택]</w:t>
-      </w:r>
-    </w:p>
-    <w:p>
-      <w:pPr>
-        <w:pStyle w:val="ListParagraph"/>
-        <w:numPr>
-          <w:ilvl w:val="0"/>
-          <w:numId w:val="2"/>
-        </w:numPr>
-      </w:pPr>
-      <w:r>
-        <w:rPr>
-          <w:rFonts w:ascii="Malgun Gothic" w:cs="Malgun Gothic" w:eastAsia="Malgun Gothic" w:hAnsi="Malgun Gothic"/>
-          <w:b/>
-          <w:bCs/>
-          <w:sz w:val="22"/>
-          <w:szCs w:val="22"/>
-        </w:rPr>
-        <w:t xml:space="preserve">직원별 카드</w:t>
-      </w:r>
-      <w:r>
-        <w:rPr>
-          <w:rFonts w:ascii="Malgun Gothic" w:cs="Malgun Gothic" w:eastAsia="Malgun Gothic" w:hAnsi="Malgun Gothic"/>
-          <w:sz w:val="22"/>
-          <w:szCs w:val="22"/>
-        </w:rPr>
-        <w:t xml:space="preserve">: 이름·현재 기본급·평가 등급·밴드 위치 → 권장 인상률·새 기본급</w:t>
-      </w:r>
-    </w:p>
-    <w:p>
-      <w:pPr>
-        <w:pStyle w:val="ListParagraph"/>
-        <w:numPr>
-          <w:ilvl w:val="0"/>
-          <w:numId w:val="2"/>
-        </w:numPr>
-      </w:pPr>
-      <w:r>
-        <w:rPr>
-          <w:rFonts w:ascii="Malgun Gothic" w:cs="Malgun Gothic" w:eastAsia="Malgun Gothic" w:hAnsi="Malgun Gothic"/>
-          <w:b/>
-          <w:bCs/>
-          <w:sz w:val="22"/>
-          <w:szCs w:val="22"/>
-        </w:rPr>
-        <w:t xml:space="preserve">개별 조정</w:t>
-      </w:r>
-      <w:r>
-        <w:rPr>
-          <w:rFonts w:ascii="Malgun Gothic" w:cs="Malgun Gothic" w:eastAsia="Malgun Gothic" w:hAnsi="Malgun Gothic"/>
-          <w:sz w:val="22"/>
-          <w:szCs w:val="22"/>
-        </w:rPr>
-        <w:t xml:space="preserve">: 권장값 옆 입력 필드 + 사유</w:t>
-      </w:r>
-    </w:p>
-    <w:p>
-      <w:pPr>
-        <w:pStyle w:val="ListParagraph"/>
-        <w:numPr>
-          <w:ilvl w:val="0"/>
-          <w:numId w:val="2"/>
-        </w:numPr>
-      </w:pPr>
-      <w:r>
-        <w:rPr>
-          <w:rFonts w:ascii="Malgun Gothic" w:cs="Malgun Gothic" w:eastAsia="Malgun Gothic" w:hAnsi="Malgun Gothic"/>
-          <w:b/>
-          <w:bCs/>
-          <w:sz w:val="22"/>
-          <w:szCs w:val="22"/>
-        </w:rPr>
-        <w:t xml:space="preserve">시뮬레이션</w:t>
-      </w:r>
-      <w:r>
-        <w:rPr>
-          <w:rFonts w:ascii="Malgun Gothic" w:cs="Malgun Gothic" w:eastAsia="Malgun Gothic" w:hAnsi="Malgun Gothic"/>
-          <w:sz w:val="22"/>
-          <w:szCs w:val="22"/>
-        </w:rPr>
-        <w:t xml:space="preserve">:</w:t>
-      </w:r>
-    </w:p>
-    <w:p>
-      <w:pPr>
-        <w:pStyle w:val="ListParagraph"/>
-        <w:numPr>
-          <w:ilvl w:val="0"/>
-          <w:numId w:val="2"/>
-        </w:numPr>
-      </w:pPr>
-      <w:r>
-        <w:rPr>
-          <w:rFonts w:ascii="Malgun Gothic" w:cs="Malgun Gothic" w:eastAsia="Malgun Gothic" w:hAnsi="Malgun Gothic"/>
-          <w:sz w:val="22"/>
-          <w:szCs w:val="22"/>
-        </w:rPr>
-        <w:t xml:space="preserve">부서별·법인별 합계 인건비 변화</w:t>
-      </w:r>
-    </w:p>
-    <w:p>
-      <w:pPr>
-        <w:pStyle w:val="ListParagraph"/>
-        <w:numPr>
-          <w:ilvl w:val="0"/>
-          <w:numId w:val="2"/>
-        </w:numPr>
-      </w:pPr>
-      <w:r>
-        <w:rPr>
-          <w:rFonts w:ascii="Malgun Gothic" w:cs="Malgun Gothic" w:eastAsia="Malgun Gothic" w:hAnsi="Malgun Gothic"/>
-          <w:sz w:val="22"/>
-          <w:szCs w:val="22"/>
-        </w:rPr>
-        <w:t xml:space="preserve">예산 대비 사용률</w:t>
-      </w:r>
-    </w:p>
-    <w:p>
-      <w:pPr>
-        <w:pStyle w:val="ListParagraph"/>
-        <w:numPr>
-          <w:ilvl w:val="0"/>
-          <w:numId w:val="2"/>
-        </w:numPr>
-      </w:pPr>
-      <w:r>
-        <w:rPr>
-          <w:rFonts w:ascii="Malgun Gothic" w:cs="Malgun Gothic" w:eastAsia="Malgun Gothic" w:hAnsi="Malgun Gothic"/>
-          <w:sz w:val="22"/>
-          <w:szCs w:val="22"/>
-        </w:rPr>
-        <w:t xml:space="preserve">밴드 초과 직원 수</w:t>
-      </w:r>
-    </w:p>
-    <w:p>
-      <w:pPr>
-        <w:pStyle w:val="ListParagraph"/>
-        <w:numPr>
-          <w:ilvl w:val="0"/>
-          <w:numId w:val="2"/>
-        </w:numPr>
-      </w:pPr>
-      <w:r>
-        <w:rPr>
-          <w:rFonts w:ascii="Malgun Gothic" w:cs="Malgun Gothic" w:eastAsia="Malgun Gothic" w:hAnsi="Malgun Gothic"/>
-          <w:b/>
-          <w:bCs/>
-          <w:sz w:val="22"/>
-          <w:szCs w:val="22"/>
-        </w:rPr>
-        <w:t xml:space="preserve">일괄 적용</w:t>
-      </w:r>
-      <w:r>
-        <w:rPr>
-          <w:rFonts w:ascii="Malgun Gothic" w:cs="Malgun Gothic" w:eastAsia="Malgun Gothic" w:hAnsi="Malgun Gothic"/>
-          <w:sz w:val="22"/>
-          <w:szCs w:val="22"/>
-        </w:rPr>
-        <w:t xml:space="preserve">: 모든 직원 권장값 일괄 적용</w:t>
-      </w:r>
-    </w:p>
-    <w:p>
-      <w:pPr>
-        <w:pStyle w:val="ListParagraph"/>
-        <w:numPr>
-          <w:ilvl w:val="0"/>
-          <w:numId w:val="2"/>
-        </w:numPr>
-      </w:pPr>
-      <w:r>
-        <w:rPr>
-          <w:rFonts w:ascii="Malgun Gothic" w:cs="Malgun Gothic" w:eastAsia="Malgun Gothic" w:hAnsi="Malgun Gothic"/>
-          <w:b/>
-          <w:bCs/>
-          <w:sz w:val="22"/>
-          <w:szCs w:val="22"/>
-        </w:rPr>
-        <w:t xml:space="preserve">확정</w:t>
-      </w:r>
-      <w:r>
-        <w:rPr>
-          <w:rFonts w:ascii="Malgun Gothic" w:cs="Malgun Gothic" w:eastAsia="Malgun Gothic" w:hAnsi="Malgun Gothic"/>
-          <w:sz w:val="22"/>
-          <w:szCs w:val="22"/>
-        </w:rPr>
-        <w:t xml:space="preserve">: 검토 완료 → COMP_COMPLETED 전환 → 통지서 일괄 생성</w:t>
-      </w:r>
-    </w:p>
-    <w:p>
-      <w:pPr>
-        <w:pStyle w:val="Heading3"/>
-        <w:spacing w:after="100" w:before="180"/>
-      </w:pPr>
-      <w:r>
-        <w:rPr>
-          <w:rFonts w:ascii="Malgun Gothic" w:cs="Malgun Gothic" w:eastAsia="Malgun Gothic" w:hAnsi="Malgun Gothic"/>
-          <w:b/>
-          <w:bCs/>
-          <w:sz w:val="22"/>
-          <w:szCs w:val="22"/>
-        </w:rPr>
-        <w:t xml:space="preserve">6.5 Off-Cycle 신청 화면</w:t>
-      </w:r>
-    </w:p>
-    <w:p>
-      <w:pPr>
-        <w:spacing w:after="100"/>
-      </w:pPr>
-      <w:r>
-        <w:rPr>
-          <w:rFonts w:ascii="Malgun Gothic" w:cs="Malgun Gothic" w:eastAsia="Malgun Gothic" w:hAnsi="Malgun Gothic"/>
-          <w:sz w:val="22"/>
-          <w:szCs w:val="22"/>
-        </w:rPr>
-        <w:t xml:space="preserve">위치: </w:t>
+        <w:t xml:space="preserve">성과/보상 → 보상 관리</w:t>
+      </w:r>
+      <w:r>
+        <w:rPr>
+          <w:rFonts w:ascii="Malgun Gothic" w:cs="Malgun Gothic" w:eastAsia="Malgun Gothic" w:hAnsi="Malgun Gothic"/>
+          <w:sz w:val="22"/>
+          <w:szCs w:val="22"/>
+        </w:rPr>
+        <w:t xml:space="preserve"> → 상단 사이클 선택 (</w:t>
       </w:r>
       <w:r>
         <w:rPr>
@@ -11681,7 +11490,15 @@
           <w:szCs w:val="20"/>
           <w:shd w:fill="F2F2F2" w:color="auto" w:val="clear"/>
         </w:rPr>
-        <w:t xml:space="preserve">보상 → Off-Cycle → 신규 신청</w:t>
+        <w:t xml:space="preserve">/compensation</w:t>
+      </w:r>
+      <w:r>
+        <w:rPr>
+          <w:rFonts w:ascii="Malgun Gothic" w:cs="Malgun Gothic" w:eastAsia="Malgun Gothic" w:hAnsi="Malgun Gothic"/>
+          <w:sz w:val="22"/>
+          <w:szCs w:val="22"/>
+        </w:rPr>
+        <w:t xml:space="preserve">)</w:t>
       </w:r>
     </w:p>
     <w:p>
@@ -11695,10 +11512,20 @@
       <w:r>
         <w:rPr>
           <w:rFonts w:ascii="Malgun Gothic" w:cs="Malgun Gothic" w:eastAsia="Malgun Gothic" w:hAnsi="Malgun Gothic"/>
-          <w:sz w:val="22"/>
-          <w:szCs w:val="22"/>
-        </w:rPr>
-        <w:t xml:space="preserve">직원 선택 + 사유 카테고리 + 현재 기본급 (자동 표시) + 새 기본급 (입력) + 시행일 + 사유</w:t>
+          <w:b/>
+          <w:bCs/>
+          <w:sz w:val="22"/>
+          <w:szCs w:val="22"/>
+        </w:rPr>
+        <w:t xml:space="preserve">직원별 카드</w:t>
+      </w:r>
+      <w:r>
+        <w:rPr>
+          <w:rFonts w:ascii="Malgun Gothic" w:cs="Malgun Gothic" w:eastAsia="Malgun Gothic" w:hAnsi="Malgun Gothic"/>
+          <w:sz w:val="22"/>
+          <w:szCs w:val="22"/>
+        </w:rPr>
+        <w:t xml:space="preserve">: 이름·현재 기본급·평가 등급·밴드 위치 → 권장 인상률·새 기본급</w:t>
       </w:r>
     </w:p>
     <w:p>
@@ -11712,10 +11539,20 @@
       <w:r>
         <w:rPr>
           <w:rFonts w:ascii="Malgun Gothic" w:cs="Malgun Gothic" w:eastAsia="Malgun Gothic" w:hAnsi="Malgun Gothic"/>
-          <w:sz w:val="22"/>
-          <w:szCs w:val="22"/>
-        </w:rPr>
-        <w:t xml:space="preserve">밴드 정합성 자동 검증 (초과 시 경고)</w:t>
+          <w:b/>
+          <w:bCs/>
+          <w:sz w:val="22"/>
+          <w:szCs w:val="22"/>
+        </w:rPr>
+        <w:t xml:space="preserve">개별 조정</w:t>
+      </w:r>
+      <w:r>
+        <w:rPr>
+          <w:rFonts w:ascii="Malgun Gothic" w:cs="Malgun Gothic" w:eastAsia="Malgun Gothic" w:hAnsi="Malgun Gothic"/>
+          <w:sz w:val="22"/>
+          <w:szCs w:val="22"/>
+        </w:rPr>
+        <w:t xml:space="preserve">: 권장값 옆 입력 필드 + 사유</w:t>
       </w:r>
     </w:p>
     <w:p>
@@ -11729,10 +11566,20 @@
       <w:r>
         <w:rPr>
           <w:rFonts w:ascii="Malgun Gothic" w:cs="Malgun Gothic" w:eastAsia="Malgun Gothic" w:hAnsi="Malgun Gothic"/>
-          <w:sz w:val="22"/>
-          <w:szCs w:val="22"/>
-        </w:rPr>
-        <w:t xml:space="preserve">Compa-ratio 자동 계산</w:t>
+          <w:b/>
+          <w:bCs/>
+          <w:sz w:val="22"/>
+          <w:szCs w:val="22"/>
+        </w:rPr>
+        <w:t xml:space="preserve">시뮬레이션</w:t>
+      </w:r>
+      <w:r>
+        <w:rPr>
+          <w:rFonts w:ascii="Malgun Gothic" w:cs="Malgun Gothic" w:eastAsia="Malgun Gothic" w:hAnsi="Malgun Gothic"/>
+          <w:sz w:val="22"/>
+          <w:szCs w:val="22"/>
+        </w:rPr>
+        <w:t xml:space="preserve">:</w:t>
       </w:r>
     </w:p>
     <w:p>
@@ -11749,7 +11596,95 @@
           <w:sz w:val="22"/>
           <w:szCs w:val="22"/>
         </w:rPr>
-        <w:t xml:space="preserve">결재 단계 미리보기 (직속 팀장 → 인사담당자)</w:t>
+        <w:t xml:space="preserve">부서별·법인별 합계 인건비 변화</w:t>
+      </w:r>
+    </w:p>
+    <w:p>
+      <w:pPr>
+        <w:pStyle w:val="ListParagraph"/>
+        <w:numPr>
+          <w:ilvl w:val="0"/>
+          <w:numId w:val="2"/>
+        </w:numPr>
+      </w:pPr>
+      <w:r>
+        <w:rPr>
+          <w:rFonts w:ascii="Malgun Gothic" w:cs="Malgun Gothic" w:eastAsia="Malgun Gothic" w:hAnsi="Malgun Gothic"/>
+          <w:sz w:val="22"/>
+          <w:szCs w:val="22"/>
+        </w:rPr>
+        <w:t xml:space="preserve">예산 대비 사용률</w:t>
+      </w:r>
+    </w:p>
+    <w:p>
+      <w:pPr>
+        <w:pStyle w:val="ListParagraph"/>
+        <w:numPr>
+          <w:ilvl w:val="0"/>
+          <w:numId w:val="2"/>
+        </w:numPr>
+      </w:pPr>
+      <w:r>
+        <w:rPr>
+          <w:rFonts w:ascii="Malgun Gothic" w:cs="Malgun Gothic" w:eastAsia="Malgun Gothic" w:hAnsi="Malgun Gothic"/>
+          <w:sz w:val="22"/>
+          <w:szCs w:val="22"/>
+        </w:rPr>
+        <w:t xml:space="preserve">밴드 초과 직원 수</w:t>
+      </w:r>
+    </w:p>
+    <w:p>
+      <w:pPr>
+        <w:pStyle w:val="ListParagraph"/>
+        <w:numPr>
+          <w:ilvl w:val="0"/>
+          <w:numId w:val="2"/>
+        </w:numPr>
+      </w:pPr>
+      <w:r>
+        <w:rPr>
+          <w:rFonts w:ascii="Malgun Gothic" w:cs="Malgun Gothic" w:eastAsia="Malgun Gothic" w:hAnsi="Malgun Gothic"/>
+          <w:b/>
+          <w:bCs/>
+          <w:sz w:val="22"/>
+          <w:szCs w:val="22"/>
+        </w:rPr>
+        <w:t xml:space="preserve">일괄 적용</w:t>
+      </w:r>
+      <w:r>
+        <w:rPr>
+          <w:rFonts w:ascii="Malgun Gothic" w:cs="Malgun Gothic" w:eastAsia="Malgun Gothic" w:hAnsi="Malgun Gothic"/>
+          <w:sz w:val="22"/>
+          <w:szCs w:val="22"/>
+        </w:rPr>
+        <w:t xml:space="preserve">: 모든 직원 권장값 일괄 적용</w:t>
+      </w:r>
+    </w:p>
+    <w:p>
+      <w:pPr>
+        <w:pStyle w:val="ListParagraph"/>
+        <w:numPr>
+          <w:ilvl w:val="0"/>
+          <w:numId w:val="2"/>
+        </w:numPr>
+      </w:pPr>
+      <w:r>
+        <w:rPr>
+          <w:rFonts w:ascii="Malgun Gothic" w:cs="Malgun Gothic" w:eastAsia="Malgun Gothic" w:hAnsi="Malgun Gothic"/>
+          <w:b/>
+          <w:bCs/>
+          <w:sz w:val="22"/>
+          <w:szCs w:val="22"/>
+        </w:rPr>
+        <w:t xml:space="preserve">확정</w:t>
+      </w:r>
+      <w:r>
+        <w:rPr>
+          <w:rFonts w:ascii="Malgun Gothic" w:cs="Malgun Gothic" w:eastAsia="Malgun Gothic" w:hAnsi="Malgun Gothic"/>
+          <w:sz w:val="22"/>
+          <w:szCs w:val="22"/>
+        </w:rPr>
+        <w:t xml:space="preserve">: 검토 완료 → COMP_COMPLETED 전환 → 통지서 일괄 생성</w:t>
       </w:r>
     </w:p>
     <w:p>
@@ -11765,7 +11700,7 @@
           <w:sz w:val="22"/>
           <w:szCs w:val="22"/>
         </w:rPr>
-        <w:t xml:space="preserve">6.6 인상률 매트릭스 편집</w:t>
+        <w:t xml:space="preserve">6.5 Off-Cycle 신청 화면</w:t>
       </w:r>
     </w:p>
     <w:p>
@@ -11787,104 +11722,15 @@
           <w:szCs w:val="20"/>
           <w:shd w:fill="F2F2F2" w:color="auto" w:val="clear"/>
         </w:rPr>
-        <w:t xml:space="preserve">보상 → 인상률 매트릭스</w:t>
-      </w:r>
-    </w:p>
-    <w:p>
-      <w:pPr>
-        <w:pStyle w:val="ListParagraph"/>
-        <w:numPr>
-          <w:ilvl w:val="0"/>
-          <w:numId w:val="2"/>
-        </w:numPr>
-      </w:pPr>
-      <w:r>
-        <w:rPr>
-          <w:rFonts w:ascii="Malgun Gothic" w:cs="Malgun Gothic" w:eastAsia="Malgun Gothic" w:hAnsi="Malgun Gothic"/>
-          <w:sz w:val="22"/>
-          <w:szCs w:val="22"/>
-        </w:rPr>
-        <w:t xml:space="preserve">회사 + 평가 사이클 선택</w:t>
-      </w:r>
-    </w:p>
-    <w:p>
-      <w:pPr>
-        <w:pStyle w:val="ListParagraph"/>
-        <w:numPr>
-          <w:ilvl w:val="0"/>
-          <w:numId w:val="2"/>
-        </w:numPr>
-      </w:pPr>
-      <w:r>
-        <w:rPr>
-          <w:rFonts w:ascii="Malgun Gothic" w:cs="Malgun Gothic" w:eastAsia="Malgun Gothic" w:hAnsi="Malgun Gothic"/>
-          <w:sz w:val="22"/>
-          <w:szCs w:val="22"/>
-        </w:rPr>
-        <w:t xml:space="preserve">그리드 UI (등급 × 밴드 위치)</w:t>
-      </w:r>
-    </w:p>
-    <w:p>
-      <w:pPr>
-        <w:pStyle w:val="ListParagraph"/>
-        <w:numPr>
-          <w:ilvl w:val="0"/>
-          <w:numId w:val="2"/>
-        </w:numPr>
-      </w:pPr>
-      <w:r>
-        <w:rPr>
-          <w:rFonts w:ascii="Malgun Gothic" w:cs="Malgun Gothic" w:eastAsia="Malgun Gothic" w:hAnsi="Malgun Gothic"/>
-          <w:sz w:val="22"/>
-          <w:szCs w:val="22"/>
-        </w:rPr>
-        <w:t xml:space="preserve">각 셀: 최소·권장·최대 % 입력</w:t>
-      </w:r>
-    </w:p>
-    <w:p>
-      <w:pPr>
-        <w:pStyle w:val="ListParagraph"/>
-        <w:numPr>
-          <w:ilvl w:val="0"/>
-          <w:numId w:val="2"/>
-        </w:numPr>
-      </w:pPr>
-      <w:r>
-        <w:rPr>
-          <w:rFonts w:ascii="Malgun Gothic" w:cs="Malgun Gothic" w:eastAsia="Malgun Gothic" w:hAnsi="Malgun Gothic"/>
-          <w:sz w:val="22"/>
-          <w:szCs w:val="22"/>
-        </w:rPr>
-        <w:t xml:space="preserve">다른 사이클에서 복사 기능 (지난 매트릭스 재사용)</w:t>
-      </w:r>
-    </w:p>
-    <w:p>
-      <w:pPr>
-        <w:pStyle w:val="Heading3"/>
-        <w:spacing w:after="100" w:before="180"/>
-      </w:pPr>
-      <w:r>
-        <w:rPr>
-          <w:rFonts w:ascii="Malgun Gothic" w:cs="Malgun Gothic" w:eastAsia="Malgun Gothic" w:hAnsi="Malgun Gothic"/>
-          <w:b/>
-          <w:bCs/>
-          <w:sz w:val="22"/>
-          <w:szCs w:val="22"/>
-        </w:rPr>
-        <w:t xml:space="preserve">6.7 급여 밴드 설정</w:t>
-      </w:r>
-    </w:p>
-    <w:p>
-      <w:pPr>
-        <w:spacing w:after="100"/>
-      </w:pPr>
-      <w:r>
-        <w:rPr>
-          <w:rFonts w:ascii="Malgun Gothic" w:cs="Malgun Gothic" w:eastAsia="Malgun Gothic" w:hAnsi="Malgun Gothic"/>
-          <w:sz w:val="22"/>
-          <w:szCs w:val="22"/>
-        </w:rPr>
-        <w:t xml:space="preserve">위치: </w:t>
+        <w:t xml:space="preserve">성과/보상 → 비정기 조정</w:t>
+      </w:r>
+      <w:r>
+        <w:rPr>
+          <w:rFonts w:ascii="Malgun Gothic" w:cs="Malgun Gothic" w:eastAsia="Malgun Gothic" w:hAnsi="Malgun Gothic"/>
+          <w:sz w:val="22"/>
+          <w:szCs w:val="22"/>
+        </w:rPr>
+        <w:t xml:space="preserve"> → 신규 신청 (</w:t>
       </w:r>
       <w:r>
         <w:rPr>
@@ -11893,7 +11739,277 @@
           <w:szCs w:val="20"/>
           <w:shd w:fill="F2F2F2" w:color="auto" w:val="clear"/>
         </w:rPr>
-        <w:t xml:space="preserve">보상 → 급여 밴드</w:t>
+        <w:t xml:space="preserve">/compensation/off-cycle</w:t>
+      </w:r>
+      <w:r>
+        <w:rPr>
+          <w:rFonts w:ascii="Malgun Gothic" w:cs="Malgun Gothic" w:eastAsia="Malgun Gothic" w:hAnsi="Malgun Gothic"/>
+          <w:sz w:val="22"/>
+          <w:szCs w:val="22"/>
+        </w:rPr>
+        <w:t xml:space="preserve">)</w:t>
+      </w:r>
+    </w:p>
+    <w:p>
+      <w:pPr>
+        <w:pStyle w:val="ListParagraph"/>
+        <w:numPr>
+          <w:ilvl w:val="0"/>
+          <w:numId w:val="2"/>
+        </w:numPr>
+      </w:pPr>
+      <w:r>
+        <w:rPr>
+          <w:rFonts w:ascii="Malgun Gothic" w:cs="Malgun Gothic" w:eastAsia="Malgun Gothic" w:hAnsi="Malgun Gothic"/>
+          <w:sz w:val="22"/>
+          <w:szCs w:val="22"/>
+        </w:rPr>
+        <w:t xml:space="preserve">직원 선택 + 사유 카테고리 + 현재 기본급 (자동 표시) + 새 기본급 (입력) + 시행일 + 사유</w:t>
+      </w:r>
+    </w:p>
+    <w:p>
+      <w:pPr>
+        <w:pStyle w:val="ListParagraph"/>
+        <w:numPr>
+          <w:ilvl w:val="0"/>
+          <w:numId w:val="2"/>
+        </w:numPr>
+      </w:pPr>
+      <w:r>
+        <w:rPr>
+          <w:rFonts w:ascii="Malgun Gothic" w:cs="Malgun Gothic" w:eastAsia="Malgun Gothic" w:hAnsi="Malgun Gothic"/>
+          <w:sz w:val="22"/>
+          <w:szCs w:val="22"/>
+        </w:rPr>
+        <w:t xml:space="preserve">밴드 정합성 자동 검증 (초과 시 경고)</w:t>
+      </w:r>
+    </w:p>
+    <w:p>
+      <w:pPr>
+        <w:pStyle w:val="ListParagraph"/>
+        <w:numPr>
+          <w:ilvl w:val="0"/>
+          <w:numId w:val="2"/>
+        </w:numPr>
+      </w:pPr>
+      <w:r>
+        <w:rPr>
+          <w:rFonts w:ascii="Malgun Gothic" w:cs="Malgun Gothic" w:eastAsia="Malgun Gothic" w:hAnsi="Malgun Gothic"/>
+          <w:sz w:val="22"/>
+          <w:szCs w:val="22"/>
+        </w:rPr>
+        <w:t xml:space="preserve">Compa-ratio 자동 계산</w:t>
+      </w:r>
+    </w:p>
+    <w:p>
+      <w:pPr>
+        <w:pStyle w:val="ListParagraph"/>
+        <w:numPr>
+          <w:ilvl w:val="0"/>
+          <w:numId w:val="2"/>
+        </w:numPr>
+      </w:pPr>
+      <w:r>
+        <w:rPr>
+          <w:rFonts w:ascii="Malgun Gothic" w:cs="Malgun Gothic" w:eastAsia="Malgun Gothic" w:hAnsi="Malgun Gothic"/>
+          <w:sz w:val="22"/>
+          <w:szCs w:val="22"/>
+        </w:rPr>
+        <w:t xml:space="preserve">결재 단계 미리보기 (직속 팀장 → 인사담당자)</w:t>
+      </w:r>
+    </w:p>
+    <w:p>
+      <w:pPr>
+        <w:pStyle w:val="Heading3"/>
+        <w:spacing w:after="100" w:before="180"/>
+      </w:pPr>
+      <w:r>
+        <w:rPr>
+          <w:rFonts w:ascii="Malgun Gothic" w:cs="Malgun Gothic" w:eastAsia="Malgun Gothic" w:hAnsi="Malgun Gothic"/>
+          <w:b/>
+          <w:bCs/>
+          <w:sz w:val="22"/>
+          <w:szCs w:val="22"/>
+        </w:rPr>
+        <w:t xml:space="preserve">6.6 인상률 매트릭스 편집</w:t>
+      </w:r>
+    </w:p>
+    <w:p>
+      <w:pPr>
+        <w:spacing w:after="100"/>
+      </w:pPr>
+      <w:r>
+        <w:rPr>
+          <w:rFonts w:ascii="Malgun Gothic" w:cs="Malgun Gothic" w:eastAsia="Malgun Gothic" w:hAnsi="Malgun Gothic"/>
+          <w:sz w:val="22"/>
+          <w:szCs w:val="22"/>
+        </w:rPr>
+        <w:t xml:space="preserve">위치: </w:t>
+      </w:r>
+      <w:r>
+        <w:rPr>
+          <w:rFonts w:ascii="Consolas" w:cs="Consolas" w:eastAsia="Consolas" w:hAnsi="Consolas"/>
+          <w:sz w:val="20"/>
+          <w:szCs w:val="20"/>
+          <w:shd w:fill="F2F2F2" w:color="auto" w:val="clear"/>
+        </w:rPr>
+        <w:t xml:space="preserve">성과/보상 → 보상 관리</w:t>
+      </w:r>
+      <w:r>
+        <w:rPr>
+          <w:rFonts w:ascii="Malgun Gothic" w:cs="Malgun Gothic" w:eastAsia="Malgun Gothic" w:hAnsi="Malgun Gothic"/>
+          <w:sz w:val="22"/>
+          <w:szCs w:val="22"/>
+        </w:rPr>
+        <w:t xml:space="preserve"> — 시뮬레이션 탭 내 매트릭스 (</w:t>
+      </w:r>
+      <w:r>
+        <w:rPr>
+          <w:rFonts w:ascii="Consolas" w:cs="Consolas" w:eastAsia="Consolas" w:hAnsi="Consolas"/>
+          <w:sz w:val="20"/>
+          <w:szCs w:val="20"/>
+          <w:shd w:fill="F2F2F2" w:color="auto" w:val="clear"/>
+        </w:rPr>
+        <w:t xml:space="preserve">/compensation</w:t>
+      </w:r>
+      <w:r>
+        <w:rPr>
+          <w:rFonts w:ascii="Malgun Gothic" w:cs="Malgun Gothic" w:eastAsia="Malgun Gothic" w:hAnsi="Malgun Gothic"/>
+          <w:sz w:val="22"/>
+          <w:szCs w:val="22"/>
+        </w:rPr>
+        <w:t xml:space="preserve">)</w:t>
+      </w:r>
+    </w:p>
+    <w:p>
+      <w:pPr>
+        <w:pStyle w:val="ListParagraph"/>
+        <w:numPr>
+          <w:ilvl w:val="0"/>
+          <w:numId w:val="2"/>
+        </w:numPr>
+      </w:pPr>
+      <w:r>
+        <w:rPr>
+          <w:rFonts w:ascii="Malgun Gothic" w:cs="Malgun Gothic" w:eastAsia="Malgun Gothic" w:hAnsi="Malgun Gothic"/>
+          <w:sz w:val="22"/>
+          <w:szCs w:val="22"/>
+        </w:rPr>
+        <w:t xml:space="preserve">회사 + 평가 사이클 선택</w:t>
+      </w:r>
+    </w:p>
+    <w:p>
+      <w:pPr>
+        <w:pStyle w:val="ListParagraph"/>
+        <w:numPr>
+          <w:ilvl w:val="0"/>
+          <w:numId w:val="2"/>
+        </w:numPr>
+      </w:pPr>
+      <w:r>
+        <w:rPr>
+          <w:rFonts w:ascii="Malgun Gothic" w:cs="Malgun Gothic" w:eastAsia="Malgun Gothic" w:hAnsi="Malgun Gothic"/>
+          <w:sz w:val="22"/>
+          <w:szCs w:val="22"/>
+        </w:rPr>
+        <w:t xml:space="preserve">그리드 UI (등급 × 밴드 위치)</w:t>
+      </w:r>
+    </w:p>
+    <w:p>
+      <w:pPr>
+        <w:pStyle w:val="ListParagraph"/>
+        <w:numPr>
+          <w:ilvl w:val="0"/>
+          <w:numId w:val="2"/>
+        </w:numPr>
+      </w:pPr>
+      <w:r>
+        <w:rPr>
+          <w:rFonts w:ascii="Malgun Gothic" w:cs="Malgun Gothic" w:eastAsia="Malgun Gothic" w:hAnsi="Malgun Gothic"/>
+          <w:sz w:val="22"/>
+          <w:szCs w:val="22"/>
+        </w:rPr>
+        <w:t xml:space="preserve">각 셀: 최소·권장·최대 % 입력</w:t>
+      </w:r>
+    </w:p>
+    <w:p>
+      <w:pPr>
+        <w:pStyle w:val="ListParagraph"/>
+        <w:numPr>
+          <w:ilvl w:val="0"/>
+          <w:numId w:val="2"/>
+        </w:numPr>
+      </w:pPr>
+      <w:r>
+        <w:rPr>
+          <w:rFonts w:ascii="Malgun Gothic" w:cs="Malgun Gothic" w:eastAsia="Malgun Gothic" w:hAnsi="Malgun Gothic"/>
+          <w:sz w:val="22"/>
+          <w:szCs w:val="22"/>
+        </w:rPr>
+        <w:t xml:space="preserve">다른 사이클에서 복사 기능 (지난 매트릭스 재사용)</w:t>
+      </w:r>
+    </w:p>
+    <w:p>
+      <w:pPr>
+        <w:pStyle w:val="Heading3"/>
+        <w:spacing w:after="100" w:before="180"/>
+      </w:pPr>
+      <w:r>
+        <w:rPr>
+          <w:rFonts w:ascii="Malgun Gothic" w:cs="Malgun Gothic" w:eastAsia="Malgun Gothic" w:hAnsi="Malgun Gothic"/>
+          <w:b/>
+          <w:bCs/>
+          <w:sz w:val="22"/>
+          <w:szCs w:val="22"/>
+        </w:rPr>
+        <w:t xml:space="preserve">6.7 급여 밴드 설정</w:t>
+      </w:r>
+    </w:p>
+    <w:p>
+      <w:pPr>
+        <w:spacing w:after="100"/>
+      </w:pPr>
+      <w:r>
+        <w:rPr>
+          <w:rFonts w:ascii="Malgun Gothic" w:cs="Malgun Gothic" w:eastAsia="Malgun Gothic" w:hAnsi="Malgun Gothic"/>
+          <w:sz w:val="22"/>
+          <w:szCs w:val="22"/>
+        </w:rPr>
+        <w:t xml:space="preserve">위치: </w:t>
+      </w:r>
+      <w:r>
+        <w:rPr>
+          <w:rFonts w:ascii="Consolas" w:cs="Consolas" w:eastAsia="Consolas" w:hAnsi="Consolas"/>
+          <w:sz w:val="20"/>
+          <w:szCs w:val="20"/>
+          <w:shd w:fill="F2F2F2" w:color="auto" w:val="clear"/>
+        </w:rPr>
+        <w:t xml:space="preserve">급여 → 급여 시뮬레이션</w:t>
+      </w:r>
+      <w:r>
+        <w:rPr>
+          <w:rFonts w:ascii="Malgun Gothic" w:cs="Malgun Gothic" w:eastAsia="Malgun Gothic" w:hAnsi="Malgun Gothic"/>
+          <w:sz w:val="22"/>
+          <w:szCs w:val="22"/>
+        </w:rPr>
+        <w:t xml:space="preserve"> — 급여 밴드/Compa-Ratio (</w:t>
+      </w:r>
+      <w:r>
+        <w:rPr>
+          <w:rFonts w:ascii="Consolas" w:cs="Consolas" w:eastAsia="Consolas" w:hAnsi="Consolas"/>
+          <w:sz w:val="20"/>
+          <w:szCs w:val="20"/>
+          <w:shd w:fill="F2F2F2" w:color="auto" w:val="clear"/>
+        </w:rPr>
+        <w:t xml:space="preserve">/payroll/simulation</w:t>
+      </w:r>
+      <w:r>
+        <w:rPr>
+          <w:rFonts w:ascii="Malgun Gothic" w:cs="Malgun Gothic" w:eastAsia="Malgun Gothic" w:hAnsi="Malgun Gothic"/>
+          <w:sz w:val="22"/>
+          <w:szCs w:val="22"/>
+        </w:rPr>
+        <w:t xml:space="preserve">)</w:t>
       </w:r>
     </w:p>
     <w:p>
